--- a/Sistema Operativo Windows/El Explorador de archivos.docx
+++ b/Sistema Operativo Windows/El Explorador de archivos.docx
@@ -81,38 +81,19 @@
         <w:rPr>
           <w:color w:val="000000" w:themeColor="text1"/>
         </w:rPr>
-        <w:t>Te aconsejamos que prestes especial atención a este tema por su gran importancia.</w:t>
-      </w:r>
-    </w:p>
-    <w:p>
-      <w:pPr>
-        <w:jc w:val="both"/>
-        <w:rPr>
-          <w:color w:val="000000" w:themeColor="text1"/>
-        </w:rPr>
-      </w:pPr>
-      <w:r>
-        <w:rPr>
-          <w:color w:val="000000" w:themeColor="text1"/>
-        </w:rPr>
-        <w:t xml:space="preserve">Puedes abrir el Explorador de varias </w:t>
-      </w:r>
-      <w:r>
-        <w:rPr>
-          <w:color w:val="000000" w:themeColor="text1"/>
-        </w:rPr>
-        <w:t>formas:</w:t>
-      </w:r>
-    </w:p>
-    <w:p>
-      <w:pPr>
-        <w:jc w:val="both"/>
-        <w:rPr>
-          <w:color w:val="000000" w:themeColor="text1"/>
-        </w:rPr>
-      </w:pPr>
-      <w:r>
-        <w:rPr>
+        <w:t>Puedes abrir el Explorador de varias formas:</w:t>
+      </w:r>
+    </w:p>
+    <w:p>
+      <w:pPr>
+        <w:jc w:val="both"/>
+        <w:rPr>
+          <w:color w:val="000000" w:themeColor="text1"/>
+        </w:rPr>
+      </w:pPr>
+      <w:r>
+        <w:rPr>
+          <w:noProof/>
           <w:color w:val="000000" w:themeColor="text1"/>
         </w:rPr>
         <w:drawing>
@@ -184,6 +165,7 @@
         <w:rPr>
           <w:b/>
           <w:bCs/>
+          <w:noProof/>
           <w:color w:val="00B050"/>
         </w:rPr>
         <w:drawing>
@@ -245,6 +227,7 @@
       </w:pPr>
       <w:r>
         <w:rPr>
+          <w:noProof/>
           <w:color w:val="000000" w:themeColor="text1"/>
         </w:rPr>
         <w:drawing>
@@ -316,6 +299,7 @@
         <w:rPr>
           <w:b/>
           <w:bCs/>
+          <w:noProof/>
           <w:color w:val="00B050"/>
         </w:rPr>
         <w:drawing>
@@ -377,6 +361,7 @@
       </w:pPr>
       <w:r>
         <w:rPr>
+          <w:noProof/>
           <w:color w:val="000000" w:themeColor="text1"/>
         </w:rPr>
         <w:drawing>
@@ -434,14 +419,12 @@
         </w:rPr>
         <w:t xml:space="preserve"> Del mismo modo, podemos acceder al Explorador de archivos si tenemos un icono de carpeta en </w:t>
       </w:r>
-      <w:proofErr w:type="gramStart"/>
-      <w:r>
-        <w:rPr>
-          <w:color w:val="000000" w:themeColor="text1"/>
-        </w:rPr>
-        <w:t>el  escritorio</w:t>
-      </w:r>
-      <w:proofErr w:type="gramEnd"/>
+      <w:r>
+        <w:rPr>
+          <w:color w:val="000000" w:themeColor="text1"/>
+        </w:rPr>
+        <w:t>el escritorio</w:t>
+      </w:r>
       <w:r>
         <w:rPr>
           <w:color w:val="000000" w:themeColor="text1"/>
@@ -462,6 +445,7 @@
         <w:rPr>
           <w:b/>
           <w:bCs/>
+          <w:noProof/>
           <w:color w:val="00B050"/>
         </w:rPr>
         <w:drawing>
@@ -523,6 +507,7 @@
       </w:pPr>
       <w:r>
         <w:rPr>
+          <w:noProof/>
           <w:color w:val="000000" w:themeColor="text1"/>
         </w:rPr>
         <w:drawing>
@@ -682,6 +667,16 @@
           <w:color w:val="00B050"/>
         </w:rPr>
       </w:pPr>
+    </w:p>
+    <w:p>
+      <w:pPr>
+        <w:jc w:val="both"/>
+        <w:rPr>
+          <w:b/>
+          <w:bCs/>
+          <w:color w:val="00B050"/>
+        </w:rPr>
+      </w:pPr>
       <w:r>
         <w:rPr>
           <w:b/>
@@ -1098,26 +1093,49 @@
     <w:p>
       <w:pPr>
         <w:jc w:val="both"/>
-      </w:pPr>
-      <w:r>
-        <w:t>Veamos estas opciones en detalle.</w:t>
-      </w:r>
-    </w:p>
-    <w:p>
-      <w:pPr>
-        <w:jc w:val="both"/>
         <w:rPr>
           <w:b/>
           <w:bCs/>
           <w:color w:val="00B0F0"/>
         </w:rPr>
       </w:pPr>
-      <w:r>
+    </w:p>
+    <w:p>
+      <w:pPr>
+        <w:jc w:val="both"/>
         <w:rPr>
           <w:b/>
           <w:bCs/>
           <w:color w:val="00B0F0"/>
         </w:rPr>
+      </w:pPr>
+    </w:p>
+    <w:p>
+      <w:pPr>
+        <w:jc w:val="both"/>
+        <w:rPr>
+          <w:b/>
+          <w:bCs/>
+          <w:color w:val="00B0F0"/>
+        </w:rPr>
+      </w:pPr>
+    </w:p>
+    <w:p>
+      <w:pPr>
+        <w:jc w:val="both"/>
+        <w:rPr>
+          <w:b/>
+          <w:bCs/>
+          <w:color w:val="00B0F0"/>
+        </w:rPr>
+      </w:pPr>
+      <w:r>
+        <w:rPr>
+          <w:b/>
+          <w:bCs/>
+          <w:color w:val="00B0F0"/>
+        </w:rPr>
+        <w:lastRenderedPageBreak/>
         <w:t>Copiar y mover archivos y carpetas</w:t>
       </w:r>
     </w:p>
@@ -1142,9 +1160,18 @@
     <w:p>
       <w:pPr>
         <w:jc w:val="both"/>
-      </w:pPr>
-      <w:r>
-        <w:lastRenderedPageBreak/>
+        <w:rPr>
+          <w:i/>
+          <w:iCs/>
+          <w:color w:val="7030A0"/>
+        </w:rPr>
+      </w:pPr>
+      <w:r>
+        <w:rPr>
+          <w:i/>
+          <w:iCs/>
+          <w:color w:val="7030A0"/>
+        </w:rPr>
         <w:t>Para hacerlo debemos:</w:t>
       </w:r>
     </w:p>
@@ -1486,15 +1513,13 @@
       <w:r>
         <w:t> de la ficha </w:t>
       </w:r>
-      <w:proofErr w:type="spellStart"/>
-      <w:r>
-        <w:rPr>
-          <w:b/>
-          <w:bCs/>
-        </w:rPr>
-        <w:t>Incio</w:t>
-      </w:r>
-      <w:proofErr w:type="spellEnd"/>
+      <w:r>
+        <w:rPr>
+          <w:b/>
+          <w:bCs/>
+        </w:rPr>
+        <w:t>Inicio</w:t>
+      </w:r>
       <w:r>
         <w:t> de la </w:t>
       </w:r>
@@ -1522,6 +1547,7 @@
           <w:b/>
           <w:bCs/>
         </w:rPr>
+        <w:lastRenderedPageBreak/>
         <w:t>Cortar el original</w:t>
       </w:r>
       <w:r>
@@ -1545,11 +1571,7 @@
         <w:t>Cinta de opciones</w:t>
       </w:r>
       <w:r>
-        <w:t xml:space="preserve">. También podemos pulsar con el botón derecho del ratón sobre el elemento que queremos mover, se desplegará el menú contextual y </w:t>
-      </w:r>
-      <w:r>
-        <w:lastRenderedPageBreak/>
-        <w:t>elegimos la opción </w:t>
+        <w:t>. También podemos pulsar con el botón derecho del ratón sobre el elemento que queremos mover, se desplegará el menú contextual y elegimos la opción </w:t>
       </w:r>
       <w:r>
         <w:rPr>
@@ -2742,6 +2764,7 @@
   <w:style w:type="character" w:default="1" w:styleId="Fuentedeprrafopredeter">
     <w:name w:val="Default Paragraph Font"/>
     <w:uiPriority w:val="1"/>
+    <w:semiHidden/>
     <w:unhideWhenUsed/>
   </w:style>
   <w:style w:type="table" w:default="1" w:styleId="Tablanormal">
